--- a/docs/proposals/softbank-ultraman-caravan/木曜SB打ち合わせ_進行シナリオ.docx
+++ b/docs/proposals/softbank-ultraman-caravan/木曜SB打ち合わせ_進行シナリオ.docx
@@ -25,7 +25,20 @@
           <w:b w:val="0"/>
           <w:sz w:val="21"/>
         </w:rPr>
-        <w:t>提出資料:「規模別お見積り3パターンと今期スポットテスト」(2枚)</w:t>
+        <w:t>提出資料:「ウルトラマンIPご活用のご提案とお見積り」(完成版5枚:表紙→企画内容2枚→見積2枚)</w:t>
+      </w:r>
+    </w:p>
+    <w:p>
+      <w:pPr>
+        <w:spacing w:after="80"/>
+      </w:pPr>
+      <w:r>
+        <w:rPr>
+          <w:rFonts w:ascii="Meiryo" w:hAnsi="Meiryo" w:eastAsia="Meiryo"/>
+          <w:b w:val="0"/>
+          <w:sz w:val="21"/>
+        </w:rPr>
+        <w:t>※進行は表紙→P2全体像(3階建て)→P3ウルトラマンの価値→P4規模別見積→P5スポットの順。下記スクリプトの「スライド1」はP4、「スライド2」はP5に対応</w:t>
       </w:r>
     </w:p>
     <w:p>
